--- a/data/revised_2026-10_full/tracked/v2/Chemistry/SS2.1_Introduction_to_Salts/Chemistry_Introduction_to_Salts_SummaryTable_TRACKED.docx
+++ b/data/revised_2026-10_full/tracked/v2/Chemistry/SS2.1_Introduction_to_Salts/Chemistry_Introduction_to_Salts_SummaryTable_TRACKED.docx
@@ -648,7 +648,7 @@
               </w:rPr>
               <w:t xml:space="preserve">Learners cannot yet fully explain WHY the three salts behaved differently overnight. They have established WHAT a salt is and HOW salts are classified, but the atmospheric behaviour (hygroscopic, deliquescent, efflorescent properties) requires understanding of solubility, water of crystallisation and </w:t>
             </w:r>
-            <w:del w:id="9001" w:author="Claude (AI) - proposed" w:date="2026-10-15T03:01:18Z">
+            <w:del w:id="9001" w:author="Claude (AI) - proposed" w:date="2026-10-18T00:26:58Z">
               <w:r>
                 <w:rPr>
                   <w:rFonts w:ascii="Arial" w:cs="Arial" w:eastAsia="Arial" w:hAnsi="Arial"/>
@@ -663,7 +663,7 @@
                 <w:delText xml:space="preserve">vapour pressure — concepts that will be built in subsequent lessons</w:delText>
               </w:r>
             </w:del>
-            <w:ins w:id="9002" w:author="Claude (AI) - proposed" w:date="2026-10-15T03:01:18Z">
+            <w:ins w:id="9002" w:author="Claude (AI) - proposed" w:date="2026-10-18T00:26:58Z">
               <w:r>
                 <w:rPr>
                   <w:rFonts w:ascii="Arial" w:cs="Arial" w:eastAsia="Arial" w:hAnsi="Arial"/>
@@ -812,7 +812,7 @@
               </w:rPr>
               <w:t xml:space="preserve">Solubility depends on the type of salt, not its colour or appearance. All nitrates are soluble. Most chlorides are soluble</w:t>
             </w:r>
-            <w:ins w:id="9003" w:author="Claude (AI) - proposed" w:date="2026-10-15T03:01:18Z">
+            <w:ins w:id="9003" w:author="Claude (AI) - proposed" w:date="2026-10-18T00:26:58Z">
               <w:r>
                 <w:rPr>
                   <w:rFonts w:ascii="Arial" w:cs="Arial" w:eastAsia="Arial" w:hAnsi="Arial"/>
@@ -840,7 +840,7 @@
               </w:rPr>
               <w:t xml:space="preserve">. Most carbonates are insoluble except those of sodium, potassium and ammonium. Most sulphates are soluble except lead(II) sulphate and barium sulphate</w:t>
             </w:r>
-            <w:ins w:id="9004" w:author="Claude (AI) - proposed" w:date="2026-10-15T03:01:18Z">
+            <w:ins w:id="9004" w:author="Claude (AI) - proposed" w:date="2026-10-18T00:26:58Z">
               <w:r>
                 <w:rPr>
                   <w:rFonts w:ascii="Arial" w:cs="Arial" w:eastAsia="Arial" w:hAnsi="Arial"/>
@@ -1042,10 +1042,10 @@
               <w:spacing w:after="40" w:before="0"/>
               <w:jc w:val="left"/>
               <w:rPr>
-                <w:ins w:id="9006" w:author="Claude (AI) - proposed" w:date="2026-10-15T03:01:18Z"/>
-              </w:rPr>
-            </w:pPr>
-            <w:ins w:id="9005" w:author="Claude (AI) - proposed" w:date="2026-10-15T03:01:18Z">
+                <w:ins w:id="9006" w:author="Claude (AI) - proposed" w:date="2026-10-18T00:26:58Z"/>
+              </w:rPr>
+            </w:pPr>
+            <w:ins w:id="9005" w:author="Claude (AI) - proposed" w:date="2026-10-18T00:26:58Z">
               <w:r>
                 <w:rPr>
                   <w:rFonts w:ascii="Arial" w:cs="Arial" w:eastAsia="Arial" w:hAnsi="Arial"/>
@@ -1067,10 +1067,10 @@
               <w:spacing w:after="40" w:before="0"/>
               <w:jc w:val="left"/>
               <w:rPr>
-                <w:del w:id="9008" w:author="Claude (AI) - proposed" w:date="2026-10-15T03:01:18Z"/>
-              </w:rPr>
-            </w:pPr>
-            <w:del w:id="9007" w:author="Claude (AI) - proposed" w:date="2026-10-15T03:01:18Z">
+                <w:del w:id="9008" w:author="Claude (AI) - proposed" w:date="2026-10-18T00:26:58Z"/>
+              </w:rPr>
+            </w:pPr>
+            <w:del w:id="9007" w:author="Claude (AI) - proposed" w:date="2026-10-18T00:26:58Z">
               <w:r>
                 <w:rPr>
                   <w:rFonts w:ascii="Arial" w:cs="Arial" w:eastAsia="Arial" w:hAnsi="Arial"/>
@@ -1239,7 +1239,7 @@
               </w:rPr>
               <w:t xml:space="preserve">Learners can now explain: (1) Why there is no visible change during neutralisation even though a chemical reaction is occurring — the salt (NaCl) and water produced are both colourless and soluble, so an indicator is needed to confirm the reaction is complete; (2) Why fizzing occurs when HCl reacts with CaCO₃ — CO₂ gas is produced as a product of the acid + carbonate reaction, and this same gas is responsible for the rising of mandazi dough; (3) How to write and balance chemical equations for both preparation routes, including correct state symbols; (4) How today's evidence connects to the driving question — NaCl (prepared by neutralisation) is the table salt that did not change overnight, while CaCl₂ (prepared by acid + carbonate) </w:t>
             </w:r>
-            <w:del w:id="9009" w:author="Claude (AI) - proposed" w:date="2026-10-15T03:01:18Z">
+            <w:del w:id="9009" w:author="Claude (AI) - proposed" w:date="2026-10-18T00:26:58Z">
               <w:r>
                 <w:rPr>
                   <w:rFonts w:ascii="Arial" w:cs="Arial" w:eastAsia="Arial" w:hAnsi="Arial"/>
@@ -1254,7 +1254,7 @@
                 <w:delText xml:space="preserve">is hygroscopic —</w:delText>
               </w:r>
             </w:del>
-            <w:ins w:id="9010" w:author="Claude (AI) - proposed" w:date="2026-10-15T03:01:18Z">
+            <w:ins w:id="9010" w:author="Claude (AI) - proposed" w:date="2026-10-18T00:26:58Z">
               <w:r>
                 <w:rPr>
                   <w:rFonts w:ascii="Arial" w:cs="Arial" w:eastAsia="Arial" w:hAnsi="Arial"/>
@@ -1282,7 +1282,7 @@
               </w:rPr>
               <w:t xml:space="preserve"> like the ammonium nitrate in CAN fertiliser, </w:t>
             </w:r>
-            <w:del w:id="9011" w:author="Claude (AI) - proposed" w:date="2026-10-15T03:01:18Z">
+            <w:del w:id="9011" w:author="Claude (AI) - proposed" w:date="2026-10-18T00:26:58Z">
               <w:r>
                 <w:rPr>
                   <w:rFonts w:ascii="Arial" w:cs="Arial" w:eastAsia="Arial" w:hAnsi="Arial"/>
@@ -1297,7 +1297,7 @@
                 <w:delText xml:space="preserve">it absorbs water from the air, a behaviour that may explain the clumping and will be investigated</w:delText>
               </w:r>
             </w:del>
-            <w:ins w:id="9012" w:author="Claude (AI) - proposed" w:date="2026-10-15T03:01:18Z">
+            <w:ins w:id="9012" w:author="Claude (AI) - proposed" w:date="2026-10-18T00:26:58Z">
               <w:r>
                 <w:rPr>
                   <w:rFonts w:ascii="Arial" w:cs="Arial" w:eastAsia="Arial" w:hAnsi="Arial"/>
@@ -1479,7 +1479,7 @@
               </w:rPr>
               <w:t xml:space="preserve">The anchoring phenomenon involves three salts behaving differently in air: CAN (ammonium nitrate — soluble, made by neutralisation), washing soda (sodium carbonate decahydrate — soluble, efflorescent), and table salt (sodium chloride — soluble, stable). Today's lesson showed that not all salts are soluble — some, like barium sulphate, are insoluble and must be made by a completely different method. This deepens our understanding of the phenomenon: the properties of a salt (solubility, stability in air, reactivity) </w:t>
             </w:r>
-            <w:del w:id="9013" w:author="Claude (AI) - proposed" w:date="2026-10-15T03:01:18Z">
+            <w:del w:id="9013" w:author="Claude (AI) - proposed" w:date="2026-10-18T00:26:58Z">
               <w:r>
                 <w:rPr>
                   <w:rFonts w:ascii="Arial" w:cs="Arial" w:eastAsia="Arial" w:hAnsi="Arial"/>
@@ -1494,7 +1494,7 @@
                 <w:delText xml:space="preserve">are linked to its composition and the method by which it was formed</w:delText>
               </w:r>
             </w:del>
-            <w:ins w:id="9014" w:author="Claude (AI) - proposed" w:date="2026-10-15T03:01:18Z">
+            <w:ins w:id="9014" w:author="Claude (AI) - proposed" w:date="2026-10-18T00:26:58Z">
               <w:r>
                 <w:rPr>
                   <w:rFonts w:ascii="Arial" w:cs="Arial" w:eastAsia="Arial" w:hAnsi="Arial"/>
@@ -1797,7 +1797,7 @@
               </w:rPr>
               <w:t xml:space="preserve">The choice of a salt for a specific application depends on its type, solubility, and behaviour in air. Deliquescent salts like CAN (calcium ammonium nitrate) must be stored in sealed containers because they absorb water vapour — the same property that caused granules to clump in the phenomenon. Efflorescent salts like washing soda (Na₂CO₃·10H₂O) lose water of crystallisation </w:t>
             </w:r>
-            <w:del w:id="9015" w:author="Claude (AI) - proposed" w:date="2026-10-15T03:01:18Z">
+            <w:del w:id="9015" w:author="Claude (AI) - proposed" w:date="2026-10-18T00:26:58Z">
               <w:r>
                 <w:rPr>
                   <w:rFonts w:ascii="Arial" w:cs="Arial" w:eastAsia="Arial" w:hAnsi="Arial"/>
@@ -1812,7 +1812,7 @@
                 <w:delText xml:space="preserve">in dry air</w:delText>
               </w:r>
             </w:del>
-            <w:ins w:id="9016" w:author="Claude (AI) - proposed" w:date="2026-10-15T03:01:18Z">
+            <w:ins w:id="9016" w:author="Claude (AI) - proposed" w:date="2026-10-18T00:26:58Z">
               <w:r>
                 <w:rPr>
                   <w:rFonts w:ascii="Arial" w:cs="Arial" w:eastAsia="Arial" w:hAnsi="Arial"/>
@@ -1840,7 +1840,7 @@
               </w:rPr>
               <w:t xml:space="preserve">, forming a white powdery crust</w:t>
             </w:r>
-            <w:del w:id="9017" w:author="Claude (AI) - proposed" w:date="2026-10-15T03:01:18Z">
+            <w:del w:id="9017" w:author="Claude (AI) - proposed" w:date="2026-10-18T00:26:58Z">
               <w:r>
                 <w:rPr>
                   <w:rFonts w:ascii="Arial" w:cs="Arial" w:eastAsia="Arial" w:hAnsi="Arial"/>
@@ -1855,7 +1855,7 @@
                 <w:delText xml:space="preserve"> — this is why it is effective as a laundry water softener but</w:delText>
               </w:r>
             </w:del>
-            <w:ins w:id="9018" w:author="Claude (AI) - proposed" w:date="2026-10-15T03:01:18Z">
+            <w:ins w:id="9018" w:author="Claude (AI) - proposed" w:date="2026-10-18T00:26:58Z">
               <w:r>
                 <w:rPr>
                   <w:rFonts w:ascii="Arial" w:cs="Arial" w:eastAsia="Arial" w:hAnsi="Arial"/>
@@ -1883,7 +1883,7 @@
               </w:rPr>
               <w:t xml:space="preserve"> must be stored in airtight containers</w:t>
             </w:r>
-            <w:ins w:id="9019" w:author="Claude (AI) - proposed" w:date="2026-10-15T03:01:18Z">
+            <w:ins w:id="9019" w:author="Claude (AI) - proposed" w:date="2026-10-18T00:26:58Z">
               <w:r>
                 <w:rPr>
                   <w:rFonts w:ascii="Arial" w:cs="Arial" w:eastAsia="Arial" w:hAnsi="Arial"/>
@@ -1944,7 +1944,7 @@
               </w:rPr>
               <w:t xml:space="preserve">All three substances in the phenomenon are salts, but their different behaviours in air — and their different real-world uses — are both explained by the same underlying properties. CAN is deliquescent: it absorbs water vapour from the air, which is why granules clump overnight AND why fertiliser manufacturers and Rift Valley farmers must store it in sealed bags to prevent caking and nutrient loss. Washing soda is efflorescent: it loses water of crystallisation to the </w:t>
             </w:r>
-            <w:del w:id="9020" w:author="Claude (AI) - proposed" w:date="2026-10-15T03:01:18Z">
+            <w:del w:id="9020" w:author="Claude (AI) - proposed" w:date="2026-10-18T00:26:58Z">
               <w:r>
                 <w:rPr>
                   <w:rFonts w:ascii="Arial" w:cs="Arial" w:eastAsia="Arial" w:hAnsi="Arial"/>
@@ -1959,7 +1959,7 @@
                 <w:delText xml:space="preserve">dry air</w:delText>
               </w:r>
             </w:del>
-            <w:ins w:id="9021" w:author="Claude (AI) - proposed" w:date="2026-10-15T03:01:18Z">
+            <w:ins w:id="9021" w:author="Claude (AI) - proposed" w:date="2026-10-18T00:26:58Z">
               <w:r>
                 <w:rPr>
                   <w:rFonts w:ascii="Arial" w:cs="Arial" w:eastAsia="Arial" w:hAnsi="Arial"/>
@@ -2075,7 +2075,7 @@
               </w:rPr>
               <w:t xml:space="preserve">Learners observed (in Lesson 1) that CAN fertiliser granules left overnight in the school storeroom had clumped together and felt wet and sticky without any water being added; that washing soda crystals on the laboratory bench had developed a white powdery crust and appeared to have shrunk; and that ordinary table salt (NaCl) in the kitchen store was completely unchanged. All three substances are salts, yet their responses to </w:t>
             </w:r>
-            <w:del w:id="9022" w:author="Claude (AI) - proposed" w:date="2026-10-15T03:01:18Z">
+            <w:del w:id="9022" w:author="Claude (AI) - proposed" w:date="2026-10-18T00:26:58Z">
               <w:r>
                 <w:rPr>
                   <w:rFonts w:ascii="Arial" w:cs="Arial" w:eastAsia="Arial" w:hAnsi="Arial"/>
@@ -2090,7 +2090,7 @@
                 <w:delText xml:space="preserve">the same</w:delText>
               </w:r>
             </w:del>
-            <w:ins w:id="9023" w:author="Claude (AI) - proposed" w:date="2026-10-15T03:01:18Z">
+            <w:ins w:id="9023" w:author="Claude (AI) - proposed" w:date="2026-10-18T00:26:58Z">
               <w:r>
                 <w:rPr>
                   <w:rFonts w:ascii="Arial" w:cs="Arial" w:eastAsia="Arial" w:hAnsi="Arial"/>
@@ -2184,7 +2184,7 @@
               </w:rPr>
               <w:t xml:space="preserve">Learners can now fully explain the anchoring phenomenon: CAN fertiliser granules clumped and became wet because calcium ammonium nitrate is deliquescent (or strongly hygroscopic) — its ionic components attract water molecules from the humid storeroom air, and the absorbed water causes granules to stick together, reducing fertiliser effectiveness if not stored in sealed containers. Washing soda crystals shrank and formed a white crust because Na₂CO₃·10H₂O is efflorescent — it </w:t>
             </w:r>
-            <w:del w:id="9024" w:author="Claude (AI) - proposed" w:date="2026-10-15T03:01:18Z">
+            <w:del w:id="9024" w:author="Claude (AI) - proposed" w:date="2026-10-18T00:26:58Z">
               <w:r>
                 <w:rPr>
                   <w:rFonts w:ascii="Arial" w:cs="Arial" w:eastAsia="Arial" w:hAnsi="Arial"/>
@@ -2212,7 +2212,7 @@
               </w:rPr>
               <w:t xml:space="preserve">loses nine of its ten water molecules of crystallisation to the </w:t>
             </w:r>
-            <w:del w:id="9025" w:author="Claude (AI) - proposed" w:date="2026-10-15T03:01:18Z">
+            <w:del w:id="9025" w:author="Claude (AI) - proposed" w:date="2026-10-18T00:26:58Z">
               <w:r>
                 <w:rPr>
                   <w:rFonts w:ascii="Arial" w:cs="Arial" w:eastAsia="Arial" w:hAnsi="Arial"/>
@@ -2227,7 +2227,7 @@
                 <w:delText xml:space="preserve">drier laboratory air</w:delText>
               </w:r>
             </w:del>
-            <w:ins w:id="9026" w:author="Claude (AI) - proposed" w:date="2026-10-15T03:01:18Z">
+            <w:ins w:id="9026" w:author="Claude (AI) - proposed" w:date="2026-10-18T00:26:58Z">
               <w:r>
                 <w:rPr>
                   <w:rFonts w:ascii="Arial" w:cs="Arial" w:eastAsia="Arial" w:hAnsi="Arial"/>
@@ -2255,7 +2255,7 @@
               </w:rPr>
               <w:t xml:space="preserve">, producing the monohydrate (Na₂CO₃·H₂O) as a white powder on the surface. Table salt (NaCl) remained unchanged because </w:t>
             </w:r>
-            <w:del w:id="9027" w:author="Claude (AI) - proposed" w:date="2026-10-15T03:01:18Z">
+            <w:del w:id="9027" w:author="Claude (AI) - proposed" w:date="2026-10-18T00:26:58Z">
               <w:r>
                 <w:rPr>
                   <w:rFonts w:ascii="Arial" w:cs="Arial" w:eastAsia="Arial" w:hAnsi="Arial"/>
@@ -2270,7 +2270,7 @@
                 <w:delText xml:space="preserve">it is neither hygroscopic, deliquescent nor efflorescent under typical Kenyan ambient humidity; its crystal lattice does not attract or release water under normal conditions</w:delText>
               </w:r>
             </w:del>
-            <w:ins w:id="9028" w:author="Claude (AI) - proposed" w:date="2026-10-15T03:01:18Z">
+            <w:ins w:id="9028" w:author="Claude (AI) - proposed" w:date="2026-10-18T00:26:58Z">
               <w:r>
                 <w:rPr>
                   <w:rFonts w:ascii="Arial" w:cs="Arial" w:eastAsia="Arial" w:hAnsi="Arial"/>
@@ -2420,7 +2420,7 @@
         </w:rPr>
         <w:t xml:space="preserve">© 2026 SeaVuria and ARES. This work is licensed under a </w:t>
       </w:r>
-      <w:hyperlink w:history="1" r:id="rIdgqs4ciba_7qsaplw6z4oj">
+      <w:hyperlink w:history="1" r:id="rId0llncpfebqygtrzughspr">
         <w:r>
           <w:rPr>
             <w:rFonts w:ascii="Arial" w:cs="Arial" w:eastAsia="Arial" w:hAnsi="Arial"/>
@@ -2440,7 +2440,7 @@
         </w:rPr>
         <w:t xml:space="preserve"> (</w:t>
       </w:r>
-      <w:hyperlink w:history="1" r:id="rIdviyeatitynyd98tw5cf5v">
+      <w:hyperlink w:history="1" r:id="rIdybl3mplyzmjdohg_l5uhu">
         <w:r>
           <w:rPr>
             <w:rFonts w:ascii="Arial" w:cs="Arial" w:eastAsia="Arial" w:hAnsi="Arial"/>
@@ -2460,7 +2460,7 @@
         </w:rPr>
         <w:t xml:space="preserve">). To view a copy of this license, visit </w:t>
       </w:r>
-      <w:hyperlink w:history="1" r:id="rIdvehjy9_nxvzmsw7x3fzkd">
+      <w:hyperlink w:history="1" r:id="rIdi3thcxlfaf7u-ktact2r_">
         <w:r>
           <w:rPr>
             <w:rFonts w:ascii="Arial" w:cs="Arial" w:eastAsia="Arial" w:hAnsi="Arial"/>
